--- a/1/大学物理实验(2)/普通物理实验/总/大物实验上/实验报告/实验九  声速测量.docx
+++ b/1/大学物理实验(2)/普通物理实验/总/大物实验上/实验报告/实验九  声速测量.docx
@@ -1,6 +1,6 @@
 
 <file path=word/document.xml><?xml version="1.0" encoding="utf-8"?>
-<w:document xmlns:wpc="http://schemas.microsoft.com/office/word/2010/wordprocessingCanvas" xmlns:cx="http://schemas.microsoft.com/office/drawing/2014/chartex" xmlns:cx1="http://schemas.microsoft.com/office/drawing/2015/9/8/chartex" xmlns:cx2="http://schemas.microsoft.com/office/drawing/2015/10/21/chartex" xmlns:cx3="http://schemas.microsoft.com/office/drawing/2016/5/9/chartex" xmlns:cx4="http://schemas.microsoft.com/office/drawing/2016/5/10/chartex" xmlns:cx5="http://schemas.microsoft.com/office/drawing/2016/5/11/chartex" xmlns:cx6="http://schemas.microsoft.com/office/drawing/2016/5/12/chartex" xmlns:cx7="http://schemas.microsoft.com/office/drawing/2016/5/13/chartex" xmlns:cx8="http://schemas.microsoft.com/office/drawing/2016/5/14/chartex" xmlns:mc="http://schemas.openxmlformats.org/markup-compatibility/2006" xmlns:aink="http://schemas.microsoft.com/office/drawing/2016/ink" xmlns:am3d="http://schemas.microsoft.com/office/drawing/2017/model3d" xmlns:o="urn:schemas-microsoft-com:office:office" xmlns:oel="http://schemas.microsoft.com/office/2019/extlst" xmlns:r="http://schemas.openxmlformats.org/officeDocument/2006/relationships" xmlns:m="http://schemas.openxmlformats.org/officeDocument/2006/math" xmlns:v="urn:schemas-microsoft-com:vml" xmlns:wp14="http://schemas.microsoft.com/office/word/2010/wordprocessingDrawing" xmlns:wp="http://schemas.openxmlformats.org/drawingml/2006/wordprocessingDrawing" xmlns:w10="urn:schemas-microsoft-com:office:word" xmlns:w="http://schemas.openxmlformats.org/wordprocessingml/2006/main" xmlns:w14="http://schemas.microsoft.com/office/word/2010/wordml" xmlns:w15="http://schemas.microsoft.com/office/word/2012/wordml" xmlns:w16cex="http://schemas.microsoft.com/office/word/2018/wordml/cex" xmlns:w16cid="http://schemas.microsoft.com/office/word/2016/wordml/cid" xmlns:w16="http://schemas.microsoft.com/office/word/2018/wordml" xmlns:w16du="http://schemas.microsoft.com/office/word/2023/wordml/word16du" xmlns:w16sdtdh="http://schemas.microsoft.com/office/word/2020/wordml/sdtdatahash" xmlns:w16se="http://schemas.microsoft.com/office/word/2015/wordml/symex" xmlns:wpg="http://schemas.microsoft.com/office/word/2010/wordprocessingGroup" xmlns:wpi="http://schemas.microsoft.com/office/word/2010/wordprocessingInk" xmlns:wne="http://schemas.microsoft.com/office/word/2006/wordml" xmlns:wps="http://schemas.microsoft.com/office/word/2010/wordprocessingShape" mc:Ignorable="w14 w15 w16se w16cid w16 w16cex w16sdtdh wp14">
+<w:document xmlns:wpc="http://schemas.microsoft.com/office/word/2010/wordprocessingCanvas" xmlns:cx="http://schemas.microsoft.com/office/drawing/2014/chartex" xmlns:cx1="http://schemas.microsoft.com/office/drawing/2015/9/8/chartex" xmlns:cx2="http://schemas.microsoft.com/office/drawing/2015/10/21/chartex" xmlns:cx3="http://schemas.microsoft.com/office/drawing/2016/5/9/chartex" xmlns:cx4="http://schemas.microsoft.com/office/drawing/2016/5/10/chartex" xmlns:cx5="http://schemas.microsoft.com/office/drawing/2016/5/11/chartex" xmlns:cx6="http://schemas.microsoft.com/office/drawing/2016/5/12/chartex" xmlns:cx7="http://schemas.microsoft.com/office/drawing/2016/5/13/chartex" xmlns:cx8="http://schemas.microsoft.com/office/drawing/2016/5/14/chartex" xmlns:mc="http://schemas.openxmlformats.org/markup-compatibility/2006" xmlns:aink="http://schemas.microsoft.com/office/drawing/2016/ink" xmlns:am3d="http://schemas.microsoft.com/office/drawing/2017/model3d" xmlns:o="urn:schemas-microsoft-com:office:office" xmlns:oel="http://schemas.microsoft.com/office/2019/extlst" xmlns:r="http://schemas.openxmlformats.org/officeDocument/2006/relationships" xmlns:m="http://schemas.openxmlformats.org/officeDocument/2006/math" xmlns:v="urn:schemas-microsoft-com:vml" xmlns:wp14="http://schemas.microsoft.com/office/word/2010/wordprocessingDrawing" xmlns:wp="http://schemas.openxmlformats.org/drawingml/2006/wordprocessingDrawing" xmlns:w10="urn:schemas-microsoft-com:office:word" xmlns:w="http://schemas.openxmlformats.org/wordprocessingml/2006/main" xmlns:w14="http://schemas.microsoft.com/office/word/2010/wordml" xmlns:w15="http://schemas.microsoft.com/office/word/2012/wordml" xmlns:w16cex="http://schemas.microsoft.com/office/word/2018/wordml/cex" xmlns:w16cid="http://schemas.microsoft.com/office/word/2016/wordml/cid" xmlns:w16="http://schemas.microsoft.com/office/word/2018/wordml" xmlns:w16du="http://schemas.microsoft.com/office/word/2023/wordml/word16du" xmlns:w16sdtdh="http://schemas.microsoft.com/office/word/2020/wordml/sdtdatahash" xmlns:w16sdtfl="http://schemas.microsoft.com/office/word/2024/wordml/sdtformatlock" xmlns:w16se="http://schemas.microsoft.com/office/word/2015/wordml/symex" xmlns:wpg="http://schemas.microsoft.com/office/word/2010/wordprocessingGroup" xmlns:wpi="http://schemas.microsoft.com/office/word/2010/wordprocessingInk" xmlns:wne="http://schemas.microsoft.com/office/word/2006/wordml" xmlns:wps="http://schemas.microsoft.com/office/word/2010/wordprocessingShape" mc:Ignorable="w14 w15 w16se w16cid w16 w16cex w16sdtdh w16sdtfl w16du wp14">
   <w:body>
     <w:p>
       <w:pPr>
@@ -1003,7 +1003,7 @@
           <v:shape id="_x0000_i1025" type="#_x0000_t75" style="width:54pt;height:36pt" o:ole="">
             <v:imagedata r:id="rId9" o:title=""/>
           </v:shape>
-          <o:OLEObject Type="Embed" ProgID="Equation.DSMT4" ShapeID="_x0000_i1025" DrawAspect="Content" ObjectID="_1748325904" r:id="rId10"/>
+          <o:OLEObject Type="Embed" ProgID="Equation.DSMT4" ShapeID="_x0000_i1025" DrawAspect="Content" ObjectID="_1809288983" r:id="rId10"/>
         </w:object>
       </w:r>
       <w:r>
@@ -1050,7 +1050,7 @@
           <v:shape id="_x0000_i1026" type="#_x0000_t75" style="width:48pt;height:18pt" o:ole="">
             <v:imagedata r:id="rId11" o:title=""/>
           </v:shape>
-          <o:OLEObject Type="Embed" ProgID="Equation.DSMT4" ShapeID="_x0000_i1026" DrawAspect="Content" ObjectID="_1748325905" r:id="rId12"/>
+          <o:OLEObject Type="Embed" ProgID="Equation.DSMT4" ShapeID="_x0000_i1026" DrawAspect="Content" ObjectID="_1809288984" r:id="rId12"/>
         </w:object>
       </w:r>
       <w:r>
@@ -1116,7 +1116,7 @@
           <v:shape id="_x0000_i1027" type="#_x0000_t75" style="width:132pt;height:18pt" o:ole="">
             <v:imagedata r:id="rId13" o:title=""/>
           </v:shape>
-          <o:OLEObject Type="Embed" ProgID="Equation.DSMT4" ShapeID="_x0000_i1027" DrawAspect="Content" ObjectID="_1748325906" r:id="rId14"/>
+          <o:OLEObject Type="Embed" ProgID="Equation.DSMT4" ShapeID="_x0000_i1027" DrawAspect="Content" ObjectID="_1809288985" r:id="rId14"/>
         </w:object>
       </w:r>
       <w:r>
@@ -1204,7 +1204,7 @@
           <v:shape id="_x0000_i1028" type="#_x0000_t75" style="width:84pt;height:18pt" o:ole="">
             <v:imagedata r:id="rId15" o:title=""/>
           </v:shape>
-          <o:OLEObject Type="Embed" ProgID="Equation.DSMT4" ShapeID="_x0000_i1028" DrawAspect="Content" ObjectID="_1748325907" r:id="rId16"/>
+          <o:OLEObject Type="Embed" ProgID="Equation.DSMT4" ShapeID="_x0000_i1028" DrawAspect="Content" ObjectID="_1809288986" r:id="rId16"/>
         </w:object>
       </w:r>
       <w:r>
@@ -1244,7 +1244,7 @@
           <v:shape id="_x0000_i1029" type="#_x0000_t75" style="width:84pt;height:18pt" o:ole="">
             <v:imagedata r:id="rId17" o:title=""/>
           </v:shape>
-          <o:OLEObject Type="Embed" ProgID="Equation.DSMT4" ShapeID="_x0000_i1029" DrawAspect="Content" ObjectID="_1748325908" r:id="rId18"/>
+          <o:OLEObject Type="Embed" ProgID="Equation.DSMT4" ShapeID="_x0000_i1029" DrawAspect="Content" ObjectID="_1809288987" r:id="rId18"/>
         </w:object>
       </w:r>
     </w:p>
@@ -1275,7 +1275,7 @@
           <v:shape id="_x0000_i1030" type="#_x0000_t75" style="width:24pt;height:18pt" o:ole="">
             <v:imagedata r:id="rId19" o:title=""/>
           </v:shape>
-          <o:OLEObject Type="Embed" ProgID="Equation.DSMT4" ShapeID="_x0000_i1030" DrawAspect="Content" ObjectID="_1748325909" r:id="rId20"/>
+          <o:OLEObject Type="Embed" ProgID="Equation.DSMT4" ShapeID="_x0000_i1030" DrawAspect="Content" ObjectID="_1809288988" r:id="rId20"/>
         </w:object>
       </w:r>
       <w:r>
@@ -1337,7 +1337,7 @@
           <v:shape id="_x0000_i1031" type="#_x0000_t75" style="width:60pt;height:36pt" o:ole="">
             <v:imagedata r:id="rId21" o:title=""/>
           </v:shape>
-          <o:OLEObject Type="Embed" ProgID="Equation.DSMT4" ShapeID="_x0000_i1031" DrawAspect="Content" ObjectID="_1748325910" r:id="rId22"/>
+          <o:OLEObject Type="Embed" ProgID="Equation.DSMT4" ShapeID="_x0000_i1031" DrawAspect="Content" ObjectID="_1809288989" r:id="rId22"/>
         </w:object>
       </w:r>
       <w:r>
@@ -1389,7 +1389,7 @@
           <v:shape id="_x0000_i1032" type="#_x0000_t75" style="width:24pt;height:18pt" o:ole="">
             <v:imagedata r:id="rId23" o:title=""/>
           </v:shape>
-          <o:OLEObject Type="Embed" ProgID="Equation.DSMT4" ShapeID="_x0000_i1032" DrawAspect="Content" ObjectID="_1748325911" r:id="rId24"/>
+          <o:OLEObject Type="Embed" ProgID="Equation.DSMT4" ShapeID="_x0000_i1032" DrawAspect="Content" ObjectID="_1809288990" r:id="rId24"/>
         </w:object>
       </w:r>
       <w:r>
@@ -1456,7 +1456,7 @@
           <v:shape id="_x0000_i1033" type="#_x0000_t75" style="width:162pt;height:42pt" o:ole="">
             <v:imagedata r:id="rId25" o:title=""/>
           </v:shape>
-          <o:OLEObject Type="Embed" ProgID="Equation.DSMT4" ShapeID="_x0000_i1033" DrawAspect="Content" ObjectID="_1748325912" r:id="rId26"/>
+          <o:OLEObject Type="Embed" ProgID="Equation.DSMT4" ShapeID="_x0000_i1033" DrawAspect="Content" ObjectID="_1809288991" r:id="rId26"/>
         </w:object>
       </w:r>
       <w:r>
@@ -1515,7 +1515,7 @@
           <v:shape id="_x0000_i1034" type="#_x0000_t75" style="width:66pt;height:18pt" o:ole="">
             <v:imagedata r:id="rId27" o:title=""/>
           </v:shape>
-          <o:OLEObject Type="Embed" ProgID="Equation.DSMT4" ShapeID="_x0000_i1034" DrawAspect="Content" ObjectID="_1748325913" r:id="rId28"/>
+          <o:OLEObject Type="Embed" ProgID="Equation.DSMT4" ShapeID="_x0000_i1034" DrawAspect="Content" ObjectID="_1809288992" r:id="rId28"/>
         </w:object>
       </w:r>
       <w:r>
@@ -1550,7 +1550,7 @@
           <v:shape id="_x0000_i1035" type="#_x0000_t75" style="width:12pt;height:18pt" o:ole="">
             <v:imagedata r:id="rId29" o:title=""/>
           </v:shape>
-          <o:OLEObject Type="Embed" ProgID="Equation.DSMT4" ShapeID="_x0000_i1035" DrawAspect="Content" ObjectID="_1748325914" r:id="rId30"/>
+          <o:OLEObject Type="Embed" ProgID="Equation.DSMT4" ShapeID="_x0000_i1035" DrawAspect="Content" ObjectID="_1809288993" r:id="rId30"/>
         </w:object>
       </w:r>
       <w:r>
@@ -1569,7 +1569,7 @@
           <v:shape id="_x0000_i1036" type="#_x0000_t75" style="width:18pt;height:18pt" o:ole="">
             <v:imagedata r:id="rId31" o:title=""/>
           </v:shape>
-          <o:OLEObject Type="Embed" ProgID="Equation.DSMT4" ShapeID="_x0000_i1036" DrawAspect="Content" ObjectID="_1748325915" r:id="rId32"/>
+          <o:OLEObject Type="Embed" ProgID="Equation.DSMT4" ShapeID="_x0000_i1036" DrawAspect="Content" ObjectID="_1809288994" r:id="rId32"/>
         </w:object>
       </w:r>
       <w:r>
@@ -1835,6 +1835,7 @@
           <w:sz w:val="24"/>
           <w:szCs w:val="24"/>
         </w:rPr>
+        <w:lastRenderedPageBreak/>
         <w:t>可见，</w:t>
       </w:r>
       <w:r>
@@ -2455,10 +2456,10 @@
           <w:position w:val="-12"/>
         </w:rPr>
         <w:object w:dxaOrig="463" w:dyaOrig="360" w14:anchorId="2E9CF184">
-          <v:shape id="_x0000_i1037" type="#_x0000_t75" style="width:23.4pt;height:18pt" o:ole="">
+          <v:shape id="_x0000_i1037" type="#_x0000_t75" style="width:23.45pt;height:18pt" o:ole="">
             <v:imagedata r:id="rId33" o:title=""/>
           </v:shape>
-          <o:OLEObject Type="Embed" ProgID="Equation.DSMT4" ShapeID="_x0000_i1037" DrawAspect="Content" ObjectID="_1748325916" r:id="rId34"/>
+          <o:OLEObject Type="Embed" ProgID="Equation.DSMT4" ShapeID="_x0000_i1037" DrawAspect="Content" ObjectID="_1809288995" r:id="rId34"/>
         </w:object>
       </w:r>
       <w:r>
@@ -2483,10 +2484,10 @@
           <w:position w:val="-12"/>
         </w:rPr>
         <w:object w:dxaOrig="257" w:dyaOrig="360" w14:anchorId="55EA1577">
-          <v:shape id="_x0000_i1038" type="#_x0000_t75" style="width:12.6pt;height:18pt" o:ole="">
+          <v:shape id="_x0000_i1038" type="#_x0000_t75" style="width:12.55pt;height:18pt" o:ole="">
             <v:imagedata r:id="rId35" o:title=""/>
           </v:shape>
-          <o:OLEObject Type="Embed" ProgID="Equation.DSMT4" ShapeID="_x0000_i1038" DrawAspect="Content" ObjectID="_1748325917" r:id="rId36"/>
+          <o:OLEObject Type="Embed" ProgID="Equation.DSMT4" ShapeID="_x0000_i1038" DrawAspect="Content" ObjectID="_1809288996" r:id="rId36"/>
         </w:object>
       </w:r>
       <w:r>
@@ -2510,10 +2511,10 @@
           <w:position w:val="-12"/>
         </w:rPr>
         <w:object w:dxaOrig="257" w:dyaOrig="360" w14:anchorId="10465F22">
-          <v:shape id="_x0000_i1039" type="#_x0000_t75" style="width:12.6pt;height:18pt" o:ole="">
+          <v:shape id="_x0000_i1039" type="#_x0000_t75" style="width:12.55pt;height:18pt" o:ole="">
             <v:imagedata r:id="rId37" o:title=""/>
           </v:shape>
-          <o:OLEObject Type="Embed" ProgID="Equation.DSMT4" ShapeID="_x0000_i1039" DrawAspect="Content" ObjectID="_1748325918" r:id="rId38"/>
+          <o:OLEObject Type="Embed" ProgID="Equation.DSMT4" ShapeID="_x0000_i1039" DrawAspect="Content" ObjectID="_1809288997" r:id="rId38"/>
         </w:object>
       </w:r>
       <w:r>
@@ -2529,10 +2530,10 @@
           <w:position w:val="-12"/>
         </w:rPr>
         <w:object w:dxaOrig="283" w:dyaOrig="360" w14:anchorId="76BC5A37">
-          <v:shape id="_x0000_i1040" type="#_x0000_t75" style="width:14.4pt;height:18pt" o:ole="">
+          <v:shape id="_x0000_i1040" type="#_x0000_t75" style="width:14.2pt;height:18pt" o:ole="">
             <v:imagedata r:id="rId39" o:title=""/>
           </v:shape>
-          <o:OLEObject Type="Embed" ProgID="Equation.DSMT4" ShapeID="_x0000_i1040" DrawAspect="Content" ObjectID="_1748325919" r:id="rId40"/>
+          <o:OLEObject Type="Embed" ProgID="Equation.DSMT4" ShapeID="_x0000_i1040" DrawAspect="Content" ObjectID="_1809288998" r:id="rId40"/>
         </w:object>
       </w:r>
       <w:r>
@@ -2637,10 +2638,10 @@
           <w:position w:val="-12"/>
         </w:rPr>
         <w:object w:dxaOrig="283" w:dyaOrig="360" w14:anchorId="32DDD908">
-          <v:shape id="_x0000_i1041" type="#_x0000_t75" style="width:14.4pt;height:18pt" o:ole="">
+          <v:shape id="_x0000_i1041" type="#_x0000_t75" style="width:14.2pt;height:18pt" o:ole="">
             <v:imagedata r:id="rId39" o:title=""/>
           </v:shape>
-          <o:OLEObject Type="Embed" ProgID="Equation.DSMT4" ShapeID="_x0000_i1041" DrawAspect="Content" ObjectID="_1748325920" r:id="rId41"/>
+          <o:OLEObject Type="Embed" ProgID="Equation.DSMT4" ShapeID="_x0000_i1041" DrawAspect="Content" ObjectID="_1809288999" r:id="rId41"/>
         </w:object>
       </w:r>
       <w:r>
@@ -2658,17 +2659,27 @@
           <w:sz w:val="24"/>
           <w:szCs w:val="24"/>
         </w:rPr>
-        <w:t>当在示波器上看到正弦波首次出现振幅较大处，固定</w:t>
+        <w:t>当在示波器上看到正弦波首次出现振幅较大</w:t>
+      </w:r>
+      <w:r>
+        <w:rPr>
+          <w:rFonts w:ascii="宋体" w:eastAsia="宋体" w:hAnsi="宋体" w:hint="eastAsia"/>
+          <w:color w:val="000000"/>
+          <w:sz w:val="24"/>
+          <w:szCs w:val="24"/>
+        </w:rPr>
+        <w:lastRenderedPageBreak/>
+        <w:t>处，固定</w:t>
       </w:r>
       <w:r>
         <w:rPr>
           <w:position w:val="-12"/>
         </w:rPr>
         <w:object w:dxaOrig="283" w:dyaOrig="360" w14:anchorId="03DBD4DD">
-          <v:shape id="_x0000_i1042" type="#_x0000_t75" style="width:14.4pt;height:18pt" o:ole="">
+          <v:shape id="_x0000_i1042" type="#_x0000_t75" style="width:14.2pt;height:18pt" o:ole="">
             <v:imagedata r:id="rId39" o:title=""/>
           </v:shape>
-          <o:OLEObject Type="Embed" ProgID="Equation.DSMT4" ShapeID="_x0000_i1042" DrawAspect="Content" ObjectID="_1748325921" r:id="rId42"/>
+          <o:OLEObject Type="Embed" ProgID="Equation.DSMT4" ShapeID="_x0000_i1042" DrawAspect="Content" ObjectID="_1809289000" r:id="rId42"/>
         </w:object>
       </w:r>
       <w:r>
@@ -2836,10 +2847,10 @@
           <w:position w:val="-12"/>
         </w:rPr>
         <w:object w:dxaOrig="283" w:dyaOrig="360" w14:anchorId="7EFCF974">
-          <v:shape id="_x0000_i1043" type="#_x0000_t75" style="width:14.4pt;height:18pt" o:ole="">
+          <v:shape id="_x0000_i1043" type="#_x0000_t75" style="width:14.2pt;height:18pt" o:ole="">
             <v:imagedata r:id="rId39" o:title=""/>
           </v:shape>
-          <o:OLEObject Type="Embed" ProgID="Equation.DSMT4" ShapeID="_x0000_i1043" DrawAspect="Content" ObjectID="_1748325922" r:id="rId44"/>
+          <o:OLEObject Type="Embed" ProgID="Equation.DSMT4" ShapeID="_x0000_i1043" DrawAspect="Content" ObjectID="_1809289001" r:id="rId44"/>
         </w:object>
       </w:r>
       <w:r>
@@ -2854,10 +2865,10 @@
           <w:position w:val="-12"/>
         </w:rPr>
         <w:object w:dxaOrig="257" w:dyaOrig="360" w14:anchorId="49FAC12A">
-          <v:shape id="_x0000_i1044" type="#_x0000_t75" style="width:12.6pt;height:18pt" o:ole="">
+          <v:shape id="_x0000_i1044" type="#_x0000_t75" style="width:12.55pt;height:18pt" o:ole="">
             <v:imagedata r:id="rId35" o:title=""/>
           </v:shape>
-          <o:OLEObject Type="Embed" ProgID="Equation.DSMT4" ShapeID="_x0000_i1044" DrawAspect="Content" ObjectID="_1748325923" r:id="rId45"/>
+          <o:OLEObject Type="Embed" ProgID="Equation.DSMT4" ShapeID="_x0000_i1044" DrawAspect="Content" ObjectID="_1809289002" r:id="rId45"/>
         </w:object>
       </w:r>
       <w:r>
@@ -2885,10 +2896,10 @@
           <w:szCs w:val="24"/>
         </w:rPr>
         <w:object w:dxaOrig="283" w:dyaOrig="360" w14:anchorId="33D142FF">
-          <v:shape id="_x0000_i1045" type="#_x0000_t75" style="width:14.4pt;height:18pt" o:ole="">
+          <v:shape id="_x0000_i1045" type="#_x0000_t75" style="width:14.2pt;height:18pt" o:ole="">
             <v:imagedata r:id="rId39" o:title=""/>
           </v:shape>
-          <o:OLEObject Type="Embed" ProgID="Equation.DSMT4" ShapeID="_x0000_i1045" DrawAspect="Content" ObjectID="_1748325924" r:id="rId46"/>
+          <o:OLEObject Type="Embed" ProgID="Equation.DSMT4" ShapeID="_x0000_i1045" DrawAspect="Content" ObjectID="_1809289003" r:id="rId46"/>
         </w:object>
       </w:r>
       <w:r>
@@ -2908,10 +2919,10 @@
           <w:szCs w:val="24"/>
         </w:rPr>
         <w:object w:dxaOrig="283" w:dyaOrig="360" w14:anchorId="7E040933">
-          <v:shape id="_x0000_i1046" type="#_x0000_t75" style="width:14.4pt;height:18pt" o:ole="">
+          <v:shape id="_x0000_i1046" type="#_x0000_t75" style="width:14.2pt;height:18pt" o:ole="">
             <v:imagedata r:id="rId39" o:title=""/>
           </v:shape>
-          <o:OLEObject Type="Embed" ProgID="Equation.DSMT4" ShapeID="_x0000_i1046" DrawAspect="Content" ObjectID="_1748325925" r:id="rId47"/>
+          <o:OLEObject Type="Embed" ProgID="Equation.DSMT4" ShapeID="_x0000_i1046" DrawAspect="Content" ObjectID="_1809289004" r:id="rId47"/>
         </w:object>
       </w:r>
       <w:r>
@@ -2931,10 +2942,10 @@
           <w:szCs w:val="24"/>
         </w:rPr>
         <w:object w:dxaOrig="283" w:dyaOrig="360" w14:anchorId="7BE1DE30">
-          <v:shape id="_x0000_i1047" type="#_x0000_t75" style="width:14.4pt;height:18pt" o:ole="">
+          <v:shape id="_x0000_i1047" type="#_x0000_t75" style="width:14.2pt;height:18pt" o:ole="">
             <v:imagedata r:id="rId48" o:title=""/>
           </v:shape>
-          <o:OLEObject Type="Embed" ProgID="Equation.DSMT4" ShapeID="_x0000_i1047" DrawAspect="Content" ObjectID="_1748325926" r:id="rId49"/>
+          <o:OLEObject Type="Embed" ProgID="Equation.DSMT4" ShapeID="_x0000_i1047" DrawAspect="Content" ObjectID="_1809289005" r:id="rId49"/>
         </w:object>
       </w:r>
       <w:r>
@@ -2972,10 +2983,10 @@
           <w:position w:val="-12"/>
         </w:rPr>
         <w:object w:dxaOrig="283" w:dyaOrig="360" w14:anchorId="2315D099">
-          <v:shape id="_x0000_i1048" type="#_x0000_t75" style="width:14.4pt;height:18pt" o:ole="">
+          <v:shape id="_x0000_i1048" type="#_x0000_t75" style="width:14.2pt;height:18pt" o:ole="">
             <v:imagedata r:id="rId39" o:title=""/>
           </v:shape>
-          <o:OLEObject Type="Embed" ProgID="Equation.DSMT4" ShapeID="_x0000_i1048" DrawAspect="Content" ObjectID="_1748325927" r:id="rId50"/>
+          <o:OLEObject Type="Embed" ProgID="Equation.DSMT4" ShapeID="_x0000_i1048" DrawAspect="Content" ObjectID="_1809289006" r:id="rId50"/>
         </w:object>
       </w:r>
       <w:r>
@@ -3003,10 +3014,10 @@
           <w:szCs w:val="24"/>
         </w:rPr>
         <w:object w:dxaOrig="283" w:dyaOrig="360" w14:anchorId="16F04C7C">
-          <v:shape id="_x0000_i1049" type="#_x0000_t75" style="width:14.4pt;height:18pt" o:ole="">
+          <v:shape id="_x0000_i1049" type="#_x0000_t75" style="width:14.2pt;height:18pt" o:ole="">
             <v:imagedata r:id="rId39" o:title=""/>
           </v:shape>
-          <o:OLEObject Type="Embed" ProgID="Equation.DSMT4" ShapeID="_x0000_i1049" DrawAspect="Content" ObjectID="_1748325928" r:id="rId51"/>
+          <o:OLEObject Type="Embed" ProgID="Equation.DSMT4" ShapeID="_x0000_i1049" DrawAspect="Content" ObjectID="_1809289007" r:id="rId51"/>
         </w:object>
       </w:r>
       <w:r>
@@ -3029,7 +3040,7 @@
           <v:shape id="_x0000_i1050" type="#_x0000_t75" style="width:95.45pt;height:18pt" o:ole="">
             <v:imagedata r:id="rId52" o:title=""/>
           </v:shape>
-          <o:OLEObject Type="Embed" ProgID="Equation.DSMT4" ShapeID="_x0000_i1050" DrawAspect="Content" ObjectID="_1748325929" r:id="rId53"/>
+          <o:OLEObject Type="Embed" ProgID="Equation.DSMT4" ShapeID="_x0000_i1050" DrawAspect="Content" ObjectID="_1809289008" r:id="rId53"/>
         </w:object>
       </w:r>
       <w:r>
@@ -3230,10 +3241,10 @@
           <w:position w:val="-12"/>
         </w:rPr>
         <w:object w:dxaOrig="497" w:dyaOrig="360" w14:anchorId="097D4E00">
-          <v:shape id="_x0000_i1051" type="#_x0000_t75" style="width:24.6pt;height:18pt" o:ole="">
+          <v:shape id="_x0000_i1051" type="#_x0000_t75" style="width:24.55pt;height:18pt" o:ole="">
             <v:imagedata r:id="rId55" o:title=""/>
           </v:shape>
-          <o:OLEObject Type="Embed" ProgID="Equation.DSMT4" ShapeID="_x0000_i1051" DrawAspect="Content" ObjectID="_1748325930" r:id="rId56"/>
+          <o:OLEObject Type="Embed" ProgID="Equation.DSMT4" ShapeID="_x0000_i1051" DrawAspect="Content" ObjectID="_1809289009" r:id="rId56"/>
         </w:object>
       </w:r>
       <w:r>
@@ -3293,10 +3304,10 @@
           <w:szCs w:val="24"/>
         </w:rPr>
         <w:object w:dxaOrig="283" w:dyaOrig="360" w14:anchorId="27260BA7">
-          <v:shape id="_x0000_i1052" type="#_x0000_t75" style="width:14.4pt;height:18pt" o:ole="">
+          <v:shape id="_x0000_i1052" type="#_x0000_t75" style="width:14.2pt;height:18pt" o:ole="">
             <v:imagedata r:id="rId57" o:title=""/>
           </v:shape>
-          <o:OLEObject Type="Embed" ProgID="Equation.DSMT4" ShapeID="_x0000_i1052" DrawAspect="Content" ObjectID="_1748325931" r:id="rId58"/>
+          <o:OLEObject Type="Embed" ProgID="Equation.DSMT4" ShapeID="_x0000_i1052" DrawAspect="Content" ObjectID="_1809289010" r:id="rId58"/>
         </w:object>
       </w:r>
       <w:r>
@@ -3316,10 +3327,10 @@
           <w:szCs w:val="24"/>
         </w:rPr>
         <w:object w:dxaOrig="257" w:dyaOrig="360" w14:anchorId="7999BB3D">
-          <v:shape id="_x0000_i1053" type="#_x0000_t75" style="width:12.6pt;height:18pt" o:ole="">
+          <v:shape id="_x0000_i1053" type="#_x0000_t75" style="width:12.55pt;height:18pt" o:ole="">
             <v:imagedata r:id="rId59" o:title=""/>
           </v:shape>
-          <o:OLEObject Type="Embed" ProgID="Equation.DSMT4" ShapeID="_x0000_i1053" DrawAspect="Content" ObjectID="_1748325932" r:id="rId60"/>
+          <o:OLEObject Type="Embed" ProgID="Equation.DSMT4" ShapeID="_x0000_i1053" DrawAspect="Content" ObjectID="_1809289011" r:id="rId60"/>
         </w:object>
       </w:r>
       <w:r>
@@ -3339,10 +3350,10 @@
           <w:szCs w:val="24"/>
         </w:rPr>
         <w:object w:dxaOrig="283" w:dyaOrig="360" w14:anchorId="19B10E7F">
-          <v:shape id="_x0000_i1054" type="#_x0000_t75" style="width:14.4pt;height:18pt" o:ole="">
+          <v:shape id="_x0000_i1054" type="#_x0000_t75" style="width:14.2pt;height:18pt" o:ole="">
             <v:imagedata r:id="rId57" o:title=""/>
           </v:shape>
-          <o:OLEObject Type="Embed" ProgID="Equation.DSMT4" ShapeID="_x0000_i1054" DrawAspect="Content" ObjectID="_1748325933" r:id="rId61"/>
+          <o:OLEObject Type="Embed" ProgID="Equation.DSMT4" ShapeID="_x0000_i1054" DrawAspect="Content" ObjectID="_1809289012" r:id="rId61"/>
         </w:object>
       </w:r>
       <w:r>
@@ -3363,10 +3374,10 @@
           <w:szCs w:val="24"/>
         </w:rPr>
         <w:object w:dxaOrig="283" w:dyaOrig="360" w14:anchorId="3885D104">
-          <v:shape id="_x0000_i1055" type="#_x0000_t75" style="width:14.4pt;height:18pt" o:ole="">
+          <v:shape id="_x0000_i1055" type="#_x0000_t75" style="width:14.2pt;height:18pt" o:ole="">
             <v:imagedata r:id="rId57" o:title=""/>
           </v:shape>
-          <o:OLEObject Type="Embed" ProgID="Equation.DSMT4" ShapeID="_x0000_i1055" DrawAspect="Content" ObjectID="_1748325934" r:id="rId62"/>
+          <o:OLEObject Type="Embed" ProgID="Equation.DSMT4" ShapeID="_x0000_i1055" DrawAspect="Content" ObjectID="_1809289013" r:id="rId62"/>
         </w:object>
       </w:r>
       <w:r>
@@ -3386,10 +3397,10 @@
           <w:szCs w:val="24"/>
         </w:rPr>
         <w:object w:dxaOrig="317" w:dyaOrig="377" w14:anchorId="00B046BF">
-          <v:shape id="_x0000_i1056" type="#_x0000_t75" style="width:15.6pt;height:18.6pt" o:ole="">
+          <v:shape id="_x0000_i1056" type="#_x0000_t75" style="width:15.8pt;height:18.55pt" o:ole="">
             <v:imagedata r:id="rId63" o:title=""/>
           </v:shape>
-          <o:OLEObject Type="Embed" ProgID="Equation.DSMT4" ShapeID="_x0000_i1056" DrawAspect="Content" ObjectID="_1748325935" r:id="rId64"/>
+          <o:OLEObject Type="Embed" ProgID="Equation.DSMT4" ShapeID="_x0000_i1056" DrawAspect="Content" ObjectID="_1809289014" r:id="rId64"/>
         </w:object>
       </w:r>
       <w:r>
@@ -3425,10 +3436,10 @@
           <w:szCs w:val="24"/>
         </w:rPr>
         <w:object w:dxaOrig="283" w:dyaOrig="360" w14:anchorId="0596BB06">
-          <v:shape id="_x0000_i1057" type="#_x0000_t75" style="width:14.4pt;height:18pt" o:ole="">
+          <v:shape id="_x0000_i1057" type="#_x0000_t75" style="width:14.2pt;height:18pt" o:ole="">
             <v:imagedata r:id="rId57" o:title=""/>
           </v:shape>
-          <o:OLEObject Type="Embed" ProgID="Equation.DSMT4" ShapeID="_x0000_i1057" DrawAspect="Content" ObjectID="_1748325936" r:id="rId65"/>
+          <o:OLEObject Type="Embed" ProgID="Equation.DSMT4" ShapeID="_x0000_i1057" DrawAspect="Content" ObjectID="_1809289015" r:id="rId65"/>
         </w:object>
       </w:r>
       <w:r>
@@ -3446,10 +3457,10 @@
           <w:position w:val="-12"/>
         </w:rPr>
         <w:object w:dxaOrig="1397" w:dyaOrig="377" w14:anchorId="02917A0D">
-          <v:shape id="_x0000_i1058" type="#_x0000_t75" style="width:69.55pt;height:18.6pt" o:ole="">
+          <v:shape id="_x0000_i1058" type="#_x0000_t75" style="width:69.8pt;height:18.55pt" o:ole="">
             <v:imagedata r:id="rId66" o:title=""/>
           </v:shape>
-          <o:OLEObject Type="Embed" ProgID="Equation.DSMT4" ShapeID="_x0000_i1058" DrawAspect="Content" ObjectID="_1748325937" r:id="rId67"/>
+          <o:OLEObject Type="Embed" ProgID="Equation.DSMT4" ShapeID="_x0000_i1058" DrawAspect="Content" ObjectID="_1809289016" r:id="rId67"/>
         </w:object>
       </w:r>
       <w:r>
@@ -3631,7 +3642,7 @@
                 <v:shape id="_x0000_i1059" type="#_x0000_t75" style="width:36pt;height:18pt" o:ole="">
                   <v:imagedata r:id="rId68" o:title=""/>
                 </v:shape>
-                <o:OLEObject Type="Embed" ProgID="Equation.DSMT4" ShapeID="_x0000_i1059" DrawAspect="Content" ObjectID="_1748325938" r:id="rId69"/>
+                <o:OLEObject Type="Embed" ProgID="Equation.DSMT4" ShapeID="_x0000_i1059" DrawAspect="Content" ObjectID="_1809289017" r:id="rId69"/>
               </w:object>
             </w:r>
             <w:r>
@@ -3661,10 +3672,10 @@
                 <w:position w:val="-6"/>
               </w:rPr>
               <w:object w:dxaOrig="223" w:dyaOrig="283" w14:anchorId="0B6B4643">
-                <v:shape id="_x0000_i1060" type="#_x0000_t75" style="width:11.4pt;height:14.4pt" o:ole="">
+                <v:shape id="_x0000_i1060" type="#_x0000_t75" style="width:11.45pt;height:14.2pt" o:ole="">
                   <v:imagedata r:id="rId70" o:title=""/>
                 </v:shape>
-                <o:OLEObject Type="Embed" ProgID="Equation.DSMT4" ShapeID="_x0000_i1060" DrawAspect="Content" ObjectID="_1748325939" r:id="rId71"/>
+                <o:OLEObject Type="Embed" ProgID="Equation.DSMT4" ShapeID="_x0000_i1060" DrawAspect="Content" ObjectID="_1809289018" r:id="rId71"/>
               </w:object>
             </w:r>
             <w:r>
@@ -3727,7 +3738,7 @@
                 <v:shape id="_x0000_i1061" type="#_x0000_t75" style="width:36pt;height:18pt" o:ole="">
                   <v:imagedata r:id="rId68" o:title=""/>
                 </v:shape>
-                <o:OLEObject Type="Embed" ProgID="Equation.DSMT4" ShapeID="_x0000_i1061" DrawAspect="Content" ObjectID="_1748325940" r:id="rId72"/>
+                <o:OLEObject Type="Embed" ProgID="Equation.DSMT4" ShapeID="_x0000_i1061" DrawAspect="Content" ObjectID="_1809289019" r:id="rId72"/>
               </w:object>
             </w:r>
             <w:r>
@@ -3758,10 +3769,10 @@
                 <w:position w:val="-6"/>
               </w:rPr>
               <w:object w:dxaOrig="223" w:dyaOrig="283" w14:anchorId="391C634D">
-                <v:shape id="_x0000_i1062" type="#_x0000_t75" style="width:11.4pt;height:14.4pt" o:ole="">
+                <v:shape id="_x0000_i1062" type="#_x0000_t75" style="width:11.45pt;height:14.2pt" o:ole="">
                   <v:imagedata r:id="rId70" o:title=""/>
                 </v:shape>
-                <o:OLEObject Type="Embed" ProgID="Equation.DSMT4" ShapeID="_x0000_i1062" DrawAspect="Content" ObjectID="_1748325941" r:id="rId73"/>
+                <o:OLEObject Type="Embed" ProgID="Equation.DSMT4" ShapeID="_x0000_i1062" DrawAspect="Content" ObjectID="_1809289020" r:id="rId73"/>
               </w:object>
             </w:r>
             <w:r>
@@ -3856,10 +3867,10 @@
                 <w:position w:val="-12"/>
               </w:rPr>
               <w:object w:dxaOrig="540" w:dyaOrig="360" w14:anchorId="111A5A84">
-                <v:shape id="_x0000_i1063" type="#_x0000_t75" style="width:27pt;height:18pt" o:ole="">
+                <v:shape id="_x0000_i1063" type="#_x0000_t75" style="width:27.25pt;height:18pt" o:ole="">
                   <v:imagedata r:id="rId74" o:title=""/>
                 </v:shape>
-                <o:OLEObject Type="Embed" ProgID="Equation.DSMT4" ShapeID="_x0000_i1063" DrawAspect="Content" ObjectID="_1748325942" r:id="rId75"/>
+                <o:OLEObject Type="Embed" ProgID="Equation.DSMT4" ShapeID="_x0000_i1063" DrawAspect="Content" ObjectID="_1809289021" r:id="rId75"/>
               </w:object>
             </w:r>
           </w:p>
@@ -3956,10 +3967,10 @@
                 <w:position w:val="-12"/>
               </w:rPr>
               <w:object w:dxaOrig="540" w:dyaOrig="360" w14:anchorId="3B0F2FC1">
-                <v:shape id="_x0000_i1064" type="#_x0000_t75" style="width:27pt;height:18pt" o:ole="">
+                <v:shape id="_x0000_i1064" type="#_x0000_t75" style="width:27.25pt;height:18pt" o:ole="">
                   <v:imagedata r:id="rId76" o:title=""/>
                 </v:shape>
-                <o:OLEObject Type="Embed" ProgID="Equation.DSMT4" ShapeID="_x0000_i1064" DrawAspect="Content" ObjectID="_1748325943" r:id="rId77"/>
+                <o:OLEObject Type="Embed" ProgID="Equation.DSMT4" ShapeID="_x0000_i1064" DrawAspect="Content" ObjectID="_1809289022" r:id="rId77"/>
               </w:object>
             </w:r>
           </w:p>
@@ -4254,10 +4265,10 @@
                 <w:position w:val="-12"/>
               </w:rPr>
               <w:object w:dxaOrig="557" w:dyaOrig="360" w14:anchorId="50A7C29F">
-                <v:shape id="_x0000_i1065" type="#_x0000_t75" style="width:27.6pt;height:18pt" o:ole="">
+                <v:shape id="_x0000_i1065" type="#_x0000_t75" style="width:27.8pt;height:18pt" o:ole="">
                   <v:imagedata r:id="rId78" o:title=""/>
                 </v:shape>
-                <o:OLEObject Type="Embed" ProgID="Equation.DSMT4" ShapeID="_x0000_i1065" DrawAspect="Content" ObjectID="_1748325944" r:id="rId79"/>
+                <o:OLEObject Type="Embed" ProgID="Equation.DSMT4" ShapeID="_x0000_i1065" DrawAspect="Content" ObjectID="_1809289023" r:id="rId79"/>
               </w:object>
             </w:r>
           </w:p>
@@ -4354,10 +4365,10 @@
                 <w:position w:val="-12"/>
               </w:rPr>
               <w:object w:dxaOrig="557" w:dyaOrig="360" w14:anchorId="4EE240DA">
-                <v:shape id="_x0000_i1066" type="#_x0000_t75" style="width:27.6pt;height:18pt" o:ole="">
+                <v:shape id="_x0000_i1066" type="#_x0000_t75" style="width:27.8pt;height:18pt" o:ole="">
                   <v:imagedata r:id="rId80" o:title=""/>
                 </v:shape>
-                <o:OLEObject Type="Embed" ProgID="Equation.DSMT4" ShapeID="_x0000_i1066" DrawAspect="Content" ObjectID="_1748325945" r:id="rId81"/>
+                <o:OLEObject Type="Embed" ProgID="Equation.DSMT4" ShapeID="_x0000_i1066" DrawAspect="Content" ObjectID="_1809289024" r:id="rId81"/>
               </w:object>
             </w:r>
           </w:p>
@@ -4652,10 +4663,10 @@
                 <w:position w:val="-12"/>
               </w:rPr>
               <w:object w:dxaOrig="557" w:dyaOrig="360" w14:anchorId="58DEC508">
-                <v:shape id="_x0000_i1067" type="#_x0000_t75" style="width:27.6pt;height:18pt" o:ole="">
+                <v:shape id="_x0000_i1067" type="#_x0000_t75" style="width:27.8pt;height:18pt" o:ole="">
                   <v:imagedata r:id="rId82" o:title=""/>
                 </v:shape>
-                <o:OLEObject Type="Embed" ProgID="Equation.DSMT4" ShapeID="_x0000_i1067" DrawAspect="Content" ObjectID="_1748325946" r:id="rId83"/>
+                <o:OLEObject Type="Embed" ProgID="Equation.DSMT4" ShapeID="_x0000_i1067" DrawAspect="Content" ObjectID="_1809289025" r:id="rId83"/>
               </w:object>
             </w:r>
           </w:p>
@@ -4752,10 +4763,10 @@
                 <w:position w:val="-12"/>
               </w:rPr>
               <w:object w:dxaOrig="557" w:dyaOrig="360" w14:anchorId="7539BBF0">
-                <v:shape id="_x0000_i1068" type="#_x0000_t75" style="width:27.6pt;height:18pt" o:ole="">
+                <v:shape id="_x0000_i1068" type="#_x0000_t75" style="width:27.8pt;height:18pt" o:ole="">
                   <v:imagedata r:id="rId84" o:title=""/>
                 </v:shape>
-                <o:OLEObject Type="Embed" ProgID="Equation.DSMT4" ShapeID="_x0000_i1068" DrawAspect="Content" ObjectID="_1748325947" r:id="rId85"/>
+                <o:OLEObject Type="Embed" ProgID="Equation.DSMT4" ShapeID="_x0000_i1068" DrawAspect="Content" ObjectID="_1809289026" r:id="rId85"/>
               </w:object>
             </w:r>
           </w:p>
@@ -5050,10 +5061,10 @@
                 <w:position w:val="-12"/>
               </w:rPr>
               <w:object w:dxaOrig="557" w:dyaOrig="360" w14:anchorId="42EBE5F1">
-                <v:shape id="_x0000_i1069" type="#_x0000_t75" style="width:27.6pt;height:18pt" o:ole="">
+                <v:shape id="_x0000_i1069" type="#_x0000_t75" style="width:27.8pt;height:18pt" o:ole="">
                   <v:imagedata r:id="rId86" o:title=""/>
                 </v:shape>
-                <o:OLEObject Type="Embed" ProgID="Equation.DSMT4" ShapeID="_x0000_i1069" DrawAspect="Content" ObjectID="_1748325948" r:id="rId87"/>
+                <o:OLEObject Type="Embed" ProgID="Equation.DSMT4" ShapeID="_x0000_i1069" DrawAspect="Content" ObjectID="_1809289027" r:id="rId87"/>
               </w:object>
             </w:r>
           </w:p>
@@ -5150,10 +5161,10 @@
                 <w:position w:val="-12"/>
               </w:rPr>
               <w:object w:dxaOrig="557" w:dyaOrig="360" w14:anchorId="6EE11CD9">
-                <v:shape id="_x0000_i1070" type="#_x0000_t75" style="width:27.6pt;height:18pt" o:ole="">
+                <v:shape id="_x0000_i1070" type="#_x0000_t75" style="width:27.8pt;height:18pt" o:ole="">
                   <v:imagedata r:id="rId88" o:title=""/>
                 </v:shape>
-                <o:OLEObject Type="Embed" ProgID="Equation.DSMT4" ShapeID="_x0000_i1070" DrawAspect="Content" ObjectID="_1748325949" r:id="rId89"/>
+                <o:OLEObject Type="Embed" ProgID="Equation.DSMT4" ShapeID="_x0000_i1070" DrawAspect="Content" ObjectID="_1809289028" r:id="rId89"/>
               </w:object>
             </w:r>
           </w:p>
@@ -5439,10 +5450,10 @@
                 <w:position w:val="-12"/>
               </w:rPr>
               <w:object w:dxaOrig="617" w:dyaOrig="360" w14:anchorId="4D1CA9EA">
-                <v:shape id="_x0000_i1071" type="#_x0000_t75" style="width:30.6pt;height:18pt" o:ole="">
+                <v:shape id="_x0000_i1071" type="#_x0000_t75" style="width:30.55pt;height:18pt" o:ole="">
                   <v:imagedata r:id="rId90" o:title=""/>
                 </v:shape>
-                <o:OLEObject Type="Embed" ProgID="Equation.DSMT4" ShapeID="_x0000_i1071" DrawAspect="Content" ObjectID="_1748325950" r:id="rId91"/>
+                <o:OLEObject Type="Embed" ProgID="Equation.DSMT4" ShapeID="_x0000_i1071" DrawAspect="Content" ObjectID="_1809289029" r:id="rId91"/>
               </w:object>
             </w:r>
           </w:p>
@@ -5530,10 +5541,10 @@
                 <w:position w:val="-12"/>
               </w:rPr>
               <w:object w:dxaOrig="617" w:dyaOrig="360" w14:anchorId="5FAF643A">
-                <v:shape id="_x0000_i1072" type="#_x0000_t75" style="width:30.6pt;height:18pt" o:ole="">
+                <v:shape id="_x0000_i1072" type="#_x0000_t75" style="width:30.55pt;height:18pt" o:ole="">
                   <v:imagedata r:id="rId92" o:title=""/>
                 </v:shape>
-                <o:OLEObject Type="Embed" ProgID="Equation.DSMT4" ShapeID="_x0000_i1072" DrawAspect="Content" ObjectID="_1748325951" r:id="rId93"/>
+                <o:OLEObject Type="Embed" ProgID="Equation.DSMT4" ShapeID="_x0000_i1072" DrawAspect="Content" ObjectID="_1809289030" r:id="rId93"/>
               </w:object>
             </w:r>
           </w:p>
@@ -5846,10 +5857,10 @@
                 <w:position w:val="-12"/>
               </w:rPr>
               <w:object w:dxaOrig="677" w:dyaOrig="360" w14:anchorId="66A4E653">
-                <v:shape id="_x0000_i1073" type="#_x0000_t75" style="width:33.6pt;height:18pt" o:ole="">
+                <v:shape id="_x0000_i1073" type="#_x0000_t75" style="width:33.8pt;height:18pt" o:ole="">
                   <v:imagedata r:id="rId94" o:title=""/>
                 </v:shape>
-                <o:OLEObject Type="Embed" ProgID="Equation.DSMT4" ShapeID="_x0000_i1073" DrawAspect="Content" ObjectID="_1748325952" r:id="rId95"/>
+                <o:OLEObject Type="Embed" ProgID="Equation.DSMT4" ShapeID="_x0000_i1073" DrawAspect="Content" ObjectID="_1809289031" r:id="rId95"/>
               </w:object>
             </w:r>
           </w:p>
@@ -5946,10 +5957,10 @@
                 <w:position w:val="-12"/>
               </w:rPr>
               <w:object w:dxaOrig="677" w:dyaOrig="360" w14:anchorId="5F24F583">
-                <v:shape id="_x0000_i1074" type="#_x0000_t75" style="width:33.6pt;height:18pt" o:ole="">
+                <v:shape id="_x0000_i1074" type="#_x0000_t75" style="width:33.8pt;height:18pt" o:ole="">
                   <v:imagedata r:id="rId96" o:title=""/>
                 </v:shape>
-                <o:OLEObject Type="Embed" ProgID="Equation.DSMT4" ShapeID="_x0000_i1074" DrawAspect="Content" ObjectID="_1748325953" r:id="rId97"/>
+                <o:OLEObject Type="Embed" ProgID="Equation.DSMT4" ShapeID="_x0000_i1074" DrawAspect="Content" ObjectID="_1809289032" r:id="rId97"/>
               </w:object>
             </w:r>
           </w:p>
@@ -6262,10 +6273,10 @@
                 <w:position w:val="-12"/>
               </w:rPr>
               <w:object w:dxaOrig="677" w:dyaOrig="360" w14:anchorId="27EB89FE">
-                <v:shape id="_x0000_i1075" type="#_x0000_t75" style="width:33.6pt;height:18pt" o:ole="">
+                <v:shape id="_x0000_i1075" type="#_x0000_t75" style="width:33.8pt;height:18pt" o:ole="">
                   <v:imagedata r:id="rId98" o:title=""/>
                 </v:shape>
-                <o:OLEObject Type="Embed" ProgID="Equation.DSMT4" ShapeID="_x0000_i1075" DrawAspect="Content" ObjectID="_1748325954" r:id="rId99"/>
+                <o:OLEObject Type="Embed" ProgID="Equation.DSMT4" ShapeID="_x0000_i1075" DrawAspect="Content" ObjectID="_1809289033" r:id="rId99"/>
               </w:object>
             </w:r>
           </w:p>
@@ -6362,10 +6373,10 @@
                 <w:position w:val="-12"/>
               </w:rPr>
               <w:object w:dxaOrig="677" w:dyaOrig="360" w14:anchorId="1219A23A">
-                <v:shape id="_x0000_i1076" type="#_x0000_t75" style="width:33.6pt;height:18pt" o:ole="">
+                <v:shape id="_x0000_i1076" type="#_x0000_t75" style="width:33.8pt;height:18pt" o:ole="">
                   <v:imagedata r:id="rId100" o:title=""/>
                 </v:shape>
-                <o:OLEObject Type="Embed" ProgID="Equation.DSMT4" ShapeID="_x0000_i1076" DrawAspect="Content" ObjectID="_1748325955" r:id="rId101"/>
+                <o:OLEObject Type="Embed" ProgID="Equation.DSMT4" ShapeID="_x0000_i1076" DrawAspect="Content" ObjectID="_1809289034" r:id="rId101"/>
               </w:object>
             </w:r>
           </w:p>
@@ -6678,10 +6689,10 @@
                 <w:position w:val="-12"/>
               </w:rPr>
               <w:object w:dxaOrig="677" w:dyaOrig="360" w14:anchorId="7C715373">
-                <v:shape id="_x0000_i1077" type="#_x0000_t75" style="width:33.6pt;height:18pt" o:ole="">
+                <v:shape id="_x0000_i1077" type="#_x0000_t75" style="width:33.8pt;height:18pt" o:ole="">
                   <v:imagedata r:id="rId102" o:title=""/>
                 </v:shape>
-                <o:OLEObject Type="Embed" ProgID="Equation.DSMT4" ShapeID="_x0000_i1077" DrawAspect="Content" ObjectID="_1748325956" r:id="rId103"/>
+                <o:OLEObject Type="Embed" ProgID="Equation.DSMT4" ShapeID="_x0000_i1077" DrawAspect="Content" ObjectID="_1809289035" r:id="rId103"/>
               </w:object>
             </w:r>
           </w:p>
@@ -6778,10 +6789,10 @@
                 <w:position w:val="-12"/>
               </w:rPr>
               <w:object w:dxaOrig="677" w:dyaOrig="360" w14:anchorId="229B4E74">
-                <v:shape id="_x0000_i1078" type="#_x0000_t75" style="width:33.6pt;height:18pt" o:ole="">
+                <v:shape id="_x0000_i1078" type="#_x0000_t75" style="width:33.8pt;height:18pt" o:ole="">
                   <v:imagedata r:id="rId104" o:title=""/>
                 </v:shape>
-                <o:OLEObject Type="Embed" ProgID="Equation.DSMT4" ShapeID="_x0000_i1078" DrawAspect="Content" ObjectID="_1748325957" r:id="rId105"/>
+                <o:OLEObject Type="Embed" ProgID="Equation.DSMT4" ShapeID="_x0000_i1078" DrawAspect="Content" ObjectID="_1809289036" r:id="rId105"/>
               </w:object>
             </w:r>
           </w:p>
@@ -7094,10 +7105,10 @@
                 <w:position w:val="-12"/>
               </w:rPr>
               <w:object w:dxaOrig="677" w:dyaOrig="360" w14:anchorId="3B1D6C5E">
-                <v:shape id="_x0000_i1079" type="#_x0000_t75" style="width:33.6pt;height:18pt" o:ole="">
+                <v:shape id="_x0000_i1079" type="#_x0000_t75" style="width:33.8pt;height:18pt" o:ole="">
                   <v:imagedata r:id="rId106" o:title=""/>
                 </v:shape>
-                <o:OLEObject Type="Embed" ProgID="Equation.DSMT4" ShapeID="_x0000_i1079" DrawAspect="Content" ObjectID="_1748325958" r:id="rId107"/>
+                <o:OLEObject Type="Embed" ProgID="Equation.DSMT4" ShapeID="_x0000_i1079" DrawAspect="Content" ObjectID="_1809289037" r:id="rId107"/>
               </w:object>
             </w:r>
           </w:p>
@@ -7194,10 +7205,10 @@
                 <w:position w:val="-12"/>
               </w:rPr>
               <w:object w:dxaOrig="677" w:dyaOrig="360" w14:anchorId="72D31CC6">
-                <v:shape id="_x0000_i1080" type="#_x0000_t75" style="width:33.6pt;height:18pt" o:ole="">
+                <v:shape id="_x0000_i1080" type="#_x0000_t75" style="width:33.8pt;height:18pt" o:ole="">
                   <v:imagedata r:id="rId108" o:title=""/>
                 </v:shape>
-                <o:OLEObject Type="Embed" ProgID="Equation.DSMT4" ShapeID="_x0000_i1080" DrawAspect="Content" ObjectID="_1748325959" r:id="rId109"/>
+                <o:OLEObject Type="Embed" ProgID="Equation.DSMT4" ShapeID="_x0000_i1080" DrawAspect="Content" ObjectID="_1809289038" r:id="rId109"/>
               </w:object>
             </w:r>
           </w:p>
@@ -7510,10 +7521,10 @@
                 <w:position w:val="-12"/>
               </w:rPr>
               <w:object w:dxaOrig="703" w:dyaOrig="360" w14:anchorId="2803D4D6">
-                <v:shape id="_x0000_i1081" type="#_x0000_t75" style="width:35.4pt;height:18pt" o:ole="">
+                <v:shape id="_x0000_i1081" type="#_x0000_t75" style="width:35.45pt;height:18pt" o:ole="">
                   <v:imagedata r:id="rId110" o:title=""/>
                 </v:shape>
-                <o:OLEObject Type="Embed" ProgID="Equation.DSMT4" ShapeID="_x0000_i1081" DrawAspect="Content" ObjectID="_1748325960" r:id="rId111"/>
+                <o:OLEObject Type="Embed" ProgID="Equation.DSMT4" ShapeID="_x0000_i1081" DrawAspect="Content" ObjectID="_1809289039" r:id="rId111"/>
               </w:object>
             </w:r>
           </w:p>
@@ -7610,10 +7621,10 @@
                 <w:position w:val="-12"/>
               </w:rPr>
               <w:object w:dxaOrig="703" w:dyaOrig="360" w14:anchorId="3608E7CA">
-                <v:shape id="_x0000_i1082" type="#_x0000_t75" style="width:35.4pt;height:18pt" o:ole="">
+                <v:shape id="_x0000_i1082" type="#_x0000_t75" style="width:35.45pt;height:18pt" o:ole="">
                   <v:imagedata r:id="rId112" o:title=""/>
                 </v:shape>
-                <o:OLEObject Type="Embed" ProgID="Equation.DSMT4" ShapeID="_x0000_i1082" DrawAspect="Content" ObjectID="_1748325961" r:id="rId113"/>
+                <o:OLEObject Type="Embed" ProgID="Equation.DSMT4" ShapeID="_x0000_i1082" DrawAspect="Content" ObjectID="_1809289040" r:id="rId113"/>
               </w:object>
             </w:r>
           </w:p>
@@ -8090,6 +8101,7 @@
           <w:sz w:val="24"/>
           <w:szCs w:val="24"/>
         </w:rPr>
+        <w:lastRenderedPageBreak/>
         <w:t>驻波法：</w:t>
       </w:r>
     </w:p>
@@ -8142,10 +8154,10 @@
           <w:position w:val="-26"/>
         </w:rPr>
         <w:object w:dxaOrig="2657" w:dyaOrig="1037" w14:anchorId="0EB10641">
-          <v:shape id="_x0000_i1083" type="#_x0000_t75" style="width:132.6pt;height:51.6pt" o:ole="">
+          <v:shape id="_x0000_i1083" type="#_x0000_t75" style="width:132.55pt;height:51.8pt" o:ole="">
             <v:imagedata r:id="rId114" o:title=""/>
           </v:shape>
-          <o:OLEObject Type="Embed" ProgID="Equation.DSMT4" ShapeID="_x0000_i1083" DrawAspect="Content" ObjectID="_1748325962" r:id="rId115"/>
+          <o:OLEObject Type="Embed" ProgID="Equation.DSMT4" ShapeID="_x0000_i1083" DrawAspect="Content" ObjectID="_1809289041" r:id="rId115"/>
         </w:object>
       </w:r>
       <w:r>
@@ -8173,10 +8185,10 @@
           <w:position w:val="-4"/>
         </w:rPr>
         <w:object w:dxaOrig="223" w:dyaOrig="257" w14:anchorId="3849A53C">
-          <v:shape id="_x0000_i1084" type="#_x0000_t75" style="width:11.4pt;height:12.6pt" o:ole="">
+          <v:shape id="_x0000_i1084" type="#_x0000_t75" style="width:11.45pt;height:12.55pt" o:ole="">
             <v:imagedata r:id="rId116" o:title=""/>
           </v:shape>
-          <o:OLEObject Type="Embed" ProgID="Equation.DSMT4" ShapeID="_x0000_i1084" DrawAspect="Content" ObjectID="_1748325963" r:id="rId117"/>
+          <o:OLEObject Type="Embed" ProgID="Equation.DSMT4" ShapeID="_x0000_i1084" DrawAspect="Content" ObjectID="_1809289042" r:id="rId117"/>
         </w:object>
       </w:r>
       <w:r>
@@ -8187,10 +8199,10 @@
           <w:position w:val="-6"/>
         </w:rPr>
         <w:object w:dxaOrig="1140" w:dyaOrig="283" w14:anchorId="7C54BC6B">
-          <v:shape id="_x0000_i1085" type="#_x0000_t75" style="width:57pt;height:14.4pt" o:ole="">
+          <v:shape id="_x0000_i1085" type="#_x0000_t75" style="width:57.25pt;height:14.2pt" o:ole="">
             <v:imagedata r:id="rId118" o:title=""/>
           </v:shape>
-          <o:OLEObject Type="Embed" ProgID="Equation.DSMT4" ShapeID="_x0000_i1085" DrawAspect="Content" ObjectID="_1748325964" r:id="rId119"/>
+          <o:OLEObject Type="Embed" ProgID="Equation.DSMT4" ShapeID="_x0000_i1085" DrawAspect="Content" ObjectID="_1809289043" r:id="rId119"/>
         </w:object>
       </w:r>
       <w:r>
@@ -8209,10 +8221,10 @@
           <w:position w:val="-14"/>
         </w:rPr>
         <w:object w:dxaOrig="2923" w:dyaOrig="463" w14:anchorId="59CD5BF7">
-          <v:shape id="_x0000_i1086" type="#_x0000_t75" style="width:146.45pt;height:23.4pt" o:ole="">
+          <v:shape id="_x0000_i1086" type="#_x0000_t75" style="width:146.2pt;height:23.45pt" o:ole="">
             <v:imagedata r:id="rId120" o:title=""/>
           </v:shape>
-          <o:OLEObject Type="Embed" ProgID="Equation.DSMT4" ShapeID="_x0000_i1086" DrawAspect="Content" ObjectID="_1748325965" r:id="rId121"/>
+          <o:OLEObject Type="Embed" ProgID="Equation.DSMT4" ShapeID="_x0000_i1086" DrawAspect="Content" ObjectID="_1809289044" r:id="rId121"/>
         </w:object>
       </w:r>
     </w:p>
@@ -8237,10 +8249,10 @@
           <w:position w:val="-10"/>
         </w:rPr>
         <w:object w:dxaOrig="240" w:dyaOrig="317" w14:anchorId="364DFFC1">
-          <v:shape id="_x0000_i1087" type="#_x0000_t75" style="width:12pt;height:15.6pt" o:ole="">
+          <v:shape id="_x0000_i1087" type="#_x0000_t75" style="width:12pt;height:15.8pt" o:ole="">
             <v:imagedata r:id="rId122" o:title=""/>
           </v:shape>
-          <o:OLEObject Type="Embed" ProgID="Equation.DSMT4" ShapeID="_x0000_i1087" DrawAspect="Content" ObjectID="_1748325966" r:id="rId123"/>
+          <o:OLEObject Type="Embed" ProgID="Equation.DSMT4" ShapeID="_x0000_i1087" DrawAspect="Content" ObjectID="_1809289045" r:id="rId123"/>
         </w:object>
       </w:r>
       <w:r>
@@ -8272,10 +8284,10 @@
           <w:position w:val="-8"/>
         </w:rPr>
         <w:object w:dxaOrig="463" w:dyaOrig="317" w14:anchorId="69594D9A">
-          <v:shape id="_x0000_i1088" type="#_x0000_t75" style="width:23.4pt;height:15.6pt" o:ole="">
+          <v:shape id="_x0000_i1088" type="#_x0000_t75" style="width:23.45pt;height:15.8pt" o:ole="">
             <v:imagedata r:id="rId124" o:title=""/>
           </v:shape>
-          <o:OLEObject Type="Embed" ProgID="Equation.DSMT4" ShapeID="_x0000_i1088" DrawAspect="Content" ObjectID="_1748325967" r:id="rId125"/>
+          <o:OLEObject Type="Embed" ProgID="Equation.DSMT4" ShapeID="_x0000_i1088" DrawAspect="Content" ObjectID="_1809289046" r:id="rId125"/>
         </w:object>
       </w:r>
       <w:r>
@@ -8291,10 +8303,10 @@
           <w:position w:val="-6"/>
         </w:rPr>
         <w:object w:dxaOrig="540" w:dyaOrig="283" w14:anchorId="2202F985">
-          <v:shape id="_x0000_i1089" type="#_x0000_t75" style="width:27pt;height:14.4pt" o:ole="">
+          <v:shape id="_x0000_i1089" type="#_x0000_t75" style="width:27.25pt;height:14.2pt" o:ole="">
             <v:imagedata r:id="rId126" o:title=""/>
           </v:shape>
-          <o:OLEObject Type="Embed" ProgID="Equation.DSMT4" ShapeID="_x0000_i1089" DrawAspect="Content" ObjectID="_1748325968" r:id="rId127"/>
+          <o:OLEObject Type="Embed" ProgID="Equation.DSMT4" ShapeID="_x0000_i1089" DrawAspect="Content" ObjectID="_1809289047" r:id="rId127"/>
         </w:object>
       </w:r>
     </w:p>
@@ -8313,10 +8325,10 @@
           <w:position w:val="-10"/>
         </w:rPr>
         <w:object w:dxaOrig="2600" w:dyaOrig="380" w14:anchorId="672B1E5C">
-          <v:shape id="_x0000_i1090" type="#_x0000_t75" style="width:129.6pt;height:18.75pt" o:ole="">
+          <v:shape id="_x0000_i1090" type="#_x0000_t75" style="width:129.8pt;height:18.55pt" o:ole="">
             <v:imagedata r:id="rId128" o:title=""/>
           </v:shape>
-          <o:OLEObject Type="Embed" ProgID="Equation.DSMT4" ShapeID="_x0000_i1090" DrawAspect="Content" ObjectID="_1748325969" r:id="rId129"/>
+          <o:OLEObject Type="Embed" ProgID="Equation.DSMT4" ShapeID="_x0000_i1090" DrawAspect="Content" ObjectID="_1809289048" r:id="rId129"/>
         </w:object>
       </w:r>
       <w:r>
@@ -8327,10 +8339,10 @@
           <w:position w:val="-10"/>
         </w:rPr>
         <w:object w:dxaOrig="1800" w:dyaOrig="377" w14:anchorId="7C388E5A">
-          <v:shape id="_x0000_i1091" type="#_x0000_t75" style="width:90pt;height:18.6pt" o:ole="">
+          <v:shape id="_x0000_i1091" type="#_x0000_t75" style="width:90pt;height:18.55pt" o:ole="">
             <v:imagedata r:id="rId130" o:title=""/>
           </v:shape>
-          <o:OLEObject Type="Embed" ProgID="Equation.DSMT4" ShapeID="_x0000_i1091" DrawAspect="Content" ObjectID="_1748325970" r:id="rId131"/>
+          <o:OLEObject Type="Embed" ProgID="Equation.DSMT4" ShapeID="_x0000_i1091" DrawAspect="Content" ObjectID="_1809289049" r:id="rId131"/>
         </w:object>
       </w:r>
     </w:p>
@@ -8355,10 +8367,10 @@
           <w:position w:val="-26"/>
         </w:rPr>
         <w:object w:dxaOrig="5177" w:dyaOrig="703" w14:anchorId="20BA1838">
-          <v:shape id="_x0000_i1092" type="#_x0000_t75" style="width:258.6pt;height:35.4pt" o:ole="">
+          <v:shape id="_x0000_i1114" type="#_x0000_t75" style="width:258.55pt;height:35.45pt" o:ole="">
             <v:imagedata r:id="rId132" o:title=""/>
           </v:shape>
-          <o:OLEObject Type="Embed" ProgID="Equation.DSMT4" ShapeID="_x0000_i1092" DrawAspect="Content" ObjectID="_1748325971" r:id="rId133"/>
+          <o:OLEObject Type="Embed" ProgID="Equation.DSMT4" ShapeID="_x0000_i1114" DrawAspect="Content" ObjectID="_1809289050" r:id="rId133"/>
         </w:object>
       </w:r>
       <w:r>
@@ -8392,10 +8404,10 @@
           <w:position w:val="-12"/>
         </w:rPr>
         <w:object w:dxaOrig="3280" w:dyaOrig="400" w14:anchorId="1E3FEA32">
-          <v:shape id="_x0000_i1093" type="#_x0000_t75" style="width:163.85pt;height:19.8pt" o:ole="">
+          <v:shape id="_x0000_i1115" type="#_x0000_t75" style="width:163.65pt;height:19.65pt" o:ole="">
             <v:imagedata r:id="rId134" o:title=""/>
           </v:shape>
-          <o:OLEObject Type="Embed" ProgID="Equation.DSMT4" ShapeID="_x0000_i1093" DrawAspect="Content" ObjectID="_1748325972" r:id="rId135"/>
+          <o:OLEObject Type="Embed" ProgID="Equation.DSMT4" ShapeID="_x0000_i1115" DrawAspect="Content" ObjectID="_1809289051" r:id="rId135"/>
         </w:object>
       </w:r>
       <w:r>
@@ -8406,10 +8418,10 @@
           <w:position w:val="-12"/>
         </w:rPr>
         <w:object w:dxaOrig="1620" w:dyaOrig="360" w14:anchorId="15084F71">
-          <v:shape id="_x0000_i1094" type="#_x0000_t75" style="width:81pt;height:18pt" o:ole="">
+          <v:shape id="_x0000_i1116" type="#_x0000_t75" style="width:81.25pt;height:18pt" o:ole="">
             <v:imagedata r:id="rId136" o:title=""/>
           </v:shape>
-          <o:OLEObject Type="Embed" ProgID="Equation.DSMT4" ShapeID="_x0000_i1094" DrawAspect="Content" ObjectID="_1748325973" r:id="rId137"/>
+          <o:OLEObject Type="Embed" ProgID="Equation.DSMT4" ShapeID="_x0000_i1116" DrawAspect="Content" ObjectID="_1809289052" r:id="rId137"/>
         </w:object>
       </w:r>
     </w:p>
@@ -8474,10 +8486,10 @@
           <w:position w:val="-26"/>
         </w:rPr>
         <w:object w:dxaOrig="3000" w:dyaOrig="1037" w14:anchorId="7ADC5C44">
-          <v:shape id="_x0000_i1095" type="#_x0000_t75" style="width:150pt;height:51.6pt" o:ole="">
+          <v:shape id="_x0000_i1095" type="#_x0000_t75" style="width:150pt;height:51.8pt" o:ole="">
             <v:imagedata r:id="rId138" o:title=""/>
           </v:shape>
-          <o:OLEObject Type="Embed" ProgID="Equation.DSMT4" ShapeID="_x0000_i1095" DrawAspect="Content" ObjectID="_1748325974" r:id="rId139"/>
+          <o:OLEObject Type="Embed" ProgID="Equation.DSMT4" ShapeID="_x0000_i1095" DrawAspect="Content" ObjectID="_1809289053" r:id="rId139"/>
         </w:object>
       </w:r>
     </w:p>
@@ -8501,10 +8513,10 @@
           <w:position w:val="-4"/>
         </w:rPr>
         <w:object w:dxaOrig="223" w:dyaOrig="257" w14:anchorId="72CCA213">
-          <v:shape id="_x0000_i1096" type="#_x0000_t75" style="width:11.4pt;height:12.6pt" o:ole="">
+          <v:shape id="_x0000_i1096" type="#_x0000_t75" style="width:11.45pt;height:12.55pt" o:ole="">
             <v:imagedata r:id="rId116" o:title=""/>
           </v:shape>
-          <o:OLEObject Type="Embed" ProgID="Equation.DSMT4" ShapeID="_x0000_i1096" DrawAspect="Content" ObjectID="_1748325975" r:id="rId140"/>
+          <o:OLEObject Type="Embed" ProgID="Equation.DSMT4" ShapeID="_x0000_i1096" DrawAspect="Content" ObjectID="_1809289054" r:id="rId140"/>
         </w:object>
       </w:r>
       <w:r>
@@ -8515,10 +8527,10 @@
           <w:position w:val="-6"/>
         </w:rPr>
         <w:object w:dxaOrig="1140" w:dyaOrig="283" w14:anchorId="2F729908">
-          <v:shape id="_x0000_i1097" type="#_x0000_t75" style="width:57pt;height:14.4pt" o:ole="">
+          <v:shape id="_x0000_i1097" type="#_x0000_t75" style="width:57.25pt;height:14.2pt" o:ole="">
             <v:imagedata r:id="rId118" o:title=""/>
           </v:shape>
-          <o:OLEObject Type="Embed" ProgID="Equation.DSMT4" ShapeID="_x0000_i1097" DrawAspect="Content" ObjectID="_1748325976" r:id="rId141"/>
+          <o:OLEObject Type="Embed" ProgID="Equation.DSMT4" ShapeID="_x0000_i1097" DrawAspect="Content" ObjectID="_1809289055" r:id="rId141"/>
         </w:object>
       </w:r>
       <w:r>
@@ -8537,10 +8549,10 @@
           <w:position w:val="-14"/>
         </w:rPr>
         <w:object w:dxaOrig="3257" w:dyaOrig="463" w14:anchorId="5A65918F">
-          <v:shape id="_x0000_i1098" type="#_x0000_t75" style="width:162.5pt;height:23.4pt" o:ole="">
+          <v:shape id="_x0000_i1098" type="#_x0000_t75" style="width:162.55pt;height:23.45pt" o:ole="">
             <v:imagedata r:id="rId142" o:title=""/>
           </v:shape>
-          <o:OLEObject Type="Embed" ProgID="Equation.DSMT4" ShapeID="_x0000_i1098" DrawAspect="Content" ObjectID="_1748325977" r:id="rId143"/>
+          <o:OLEObject Type="Embed" ProgID="Equation.DSMT4" ShapeID="_x0000_i1098" DrawAspect="Content" ObjectID="_1809289056" r:id="rId143"/>
         </w:object>
       </w:r>
     </w:p>
@@ -8580,10 +8592,10 @@
           <w:position w:val="-8"/>
         </w:rPr>
         <w:object w:dxaOrig="463" w:dyaOrig="317" w14:anchorId="058E09FF">
-          <v:shape id="_x0000_i1099" type="#_x0000_t75" style="width:23.4pt;height:15.6pt" o:ole="">
+          <v:shape id="_x0000_i1099" type="#_x0000_t75" style="width:23.45pt;height:15.8pt" o:ole="">
             <v:imagedata r:id="rId144" o:title=""/>
           </v:shape>
-          <o:OLEObject Type="Embed" ProgID="Equation.DSMT4" ShapeID="_x0000_i1099" DrawAspect="Content" ObjectID="_1748325978" r:id="rId145"/>
+          <o:OLEObject Type="Embed" ProgID="Equation.DSMT4" ShapeID="_x0000_i1099" DrawAspect="Content" ObjectID="_1809289057" r:id="rId145"/>
         </w:object>
       </w:r>
       <w:r>
@@ -8602,10 +8614,10 @@
           <w:position w:val="-10"/>
         </w:rPr>
         <w:object w:dxaOrig="2600" w:dyaOrig="380" w14:anchorId="35223675">
-          <v:shape id="_x0000_i1100" type="#_x0000_t75" style="width:129.6pt;height:18.75pt" o:ole="">
+          <v:shape id="_x0000_i1100" type="#_x0000_t75" style="width:129.8pt;height:18.55pt" o:ole="">
             <v:imagedata r:id="rId146" o:title=""/>
           </v:shape>
-          <o:OLEObject Type="Embed" ProgID="Equation.DSMT4" ShapeID="_x0000_i1100" DrawAspect="Content" ObjectID="_1748325979" r:id="rId147"/>
+          <o:OLEObject Type="Embed" ProgID="Equation.DSMT4" ShapeID="_x0000_i1100" DrawAspect="Content" ObjectID="_1809289058" r:id="rId147"/>
         </w:object>
       </w:r>
       <w:r>
@@ -8616,10 +8628,10 @@
           <w:position w:val="-10"/>
         </w:rPr>
         <w:object w:dxaOrig="1783" w:dyaOrig="377" w14:anchorId="7C8FF088">
-          <v:shape id="_x0000_i1101" type="#_x0000_t75" style="width:89.4pt;height:18.6pt" o:ole="">
+          <v:shape id="_x0000_i1101" type="#_x0000_t75" style="width:89.45pt;height:18.55pt" o:ole="">
             <v:imagedata r:id="rId148" o:title=""/>
           </v:shape>
-          <o:OLEObject Type="Embed" ProgID="Equation.DSMT4" ShapeID="_x0000_i1101" DrawAspect="Content" ObjectID="_1748325980" r:id="rId149"/>
+          <o:OLEObject Type="Embed" ProgID="Equation.DSMT4" ShapeID="_x0000_i1101" DrawAspect="Content" ObjectID="_1809289059" r:id="rId149"/>
         </w:object>
       </w:r>
     </w:p>
@@ -8649,10 +8661,10 @@
           <w:position w:val="-30"/>
         </w:rPr>
         <w:object w:dxaOrig="4200" w:dyaOrig="763" w14:anchorId="390B7CEE">
-          <v:shape id="_x0000_i1102" type="#_x0000_t75" style="width:210pt;height:38.4pt" o:ole="">
+          <v:shape id="_x0000_i1102" type="#_x0000_t75" style="width:210pt;height:38.2pt" o:ole="">
             <v:imagedata r:id="rId150" o:title=""/>
           </v:shape>
-          <o:OLEObject Type="Embed" ProgID="Equation.DSMT4" ShapeID="_x0000_i1102" DrawAspect="Content" ObjectID="_1748325981" r:id="rId151"/>
+          <o:OLEObject Type="Embed" ProgID="Equation.DSMT4" ShapeID="_x0000_i1102" DrawAspect="Content" ObjectID="_1809289060" r:id="rId151"/>
         </w:object>
       </w:r>
       <w:r>
@@ -8687,10 +8699,10 @@
           <w:position w:val="-12"/>
         </w:rPr>
         <w:object w:dxaOrig="3257" w:dyaOrig="403" w14:anchorId="08C4831E">
-          <v:shape id="_x0000_i1103" type="#_x0000_t75" style="width:162.5pt;height:20.4pt" o:ole="">
+          <v:shape id="_x0000_i1103" type="#_x0000_t75" style="width:162.55pt;height:20.2pt" o:ole="">
             <v:imagedata r:id="rId152" o:title=""/>
           </v:shape>
-          <o:OLEObject Type="Embed" ProgID="Equation.DSMT4" ShapeID="_x0000_i1103" DrawAspect="Content" ObjectID="_1748325982" r:id="rId153"/>
+          <o:OLEObject Type="Embed" ProgID="Equation.DSMT4" ShapeID="_x0000_i1103" DrawAspect="Content" ObjectID="_1809289061" r:id="rId153"/>
         </w:object>
       </w:r>
     </w:p>
@@ -8831,6 +8843,7 @@
           <w:sz w:val="28"/>
           <w:szCs w:val="28"/>
         </w:rPr>
+        <w:lastRenderedPageBreak/>
         <w:t>六、实验小结与思考</w:t>
       </w:r>
     </w:p>
@@ -8971,7 +8984,7 @@
 </file>
 
 <file path=word/numbering.xml><?xml version="1.0" encoding="utf-8"?>
-<w:numbering xmlns:wpc="http://schemas.microsoft.com/office/word/2010/wordprocessingCanvas" xmlns:cx="http://schemas.microsoft.com/office/drawing/2014/chartex" xmlns:cx1="http://schemas.microsoft.com/office/drawing/2015/9/8/chartex" xmlns:cx2="http://schemas.microsoft.com/office/drawing/2015/10/21/chartex" xmlns:cx3="http://schemas.microsoft.com/office/drawing/2016/5/9/chartex" xmlns:cx4="http://schemas.microsoft.com/office/drawing/2016/5/10/chartex" xmlns:cx5="http://schemas.microsoft.com/office/drawing/2016/5/11/chartex" xmlns:cx6="http://schemas.microsoft.com/office/drawing/2016/5/12/chartex" xmlns:cx7="http://schemas.microsoft.com/office/drawing/2016/5/13/chartex" xmlns:cx8="http://schemas.microsoft.com/office/drawing/2016/5/14/chartex" xmlns:mc="http://schemas.openxmlformats.org/markup-compatibility/2006" xmlns:aink="http://schemas.microsoft.com/office/drawing/2016/ink" xmlns:am3d="http://schemas.microsoft.com/office/drawing/2017/model3d" xmlns:o="urn:schemas-microsoft-com:office:office" xmlns:oel="http://schemas.microsoft.com/office/2019/extlst" xmlns:r="http://schemas.openxmlformats.org/officeDocument/2006/relationships" xmlns:m="http://schemas.openxmlformats.org/officeDocument/2006/math" xmlns:v="urn:schemas-microsoft-com:vml" xmlns:wp14="http://schemas.microsoft.com/office/word/2010/wordprocessingDrawing" xmlns:wp="http://schemas.openxmlformats.org/drawingml/2006/wordprocessingDrawing" xmlns:w10="urn:schemas-microsoft-com:office:word" xmlns:w="http://schemas.openxmlformats.org/wordprocessingml/2006/main" xmlns:w14="http://schemas.microsoft.com/office/word/2010/wordml" xmlns:w15="http://schemas.microsoft.com/office/word/2012/wordml" xmlns:w16cex="http://schemas.microsoft.com/office/word/2018/wordml/cex" xmlns:w16cid="http://schemas.microsoft.com/office/word/2016/wordml/cid" xmlns:w16="http://schemas.microsoft.com/office/word/2018/wordml" xmlns:w16du="http://schemas.microsoft.com/office/word/2023/wordml/word16du" xmlns:w16sdtdh="http://schemas.microsoft.com/office/word/2020/wordml/sdtdatahash" xmlns:w16se="http://schemas.microsoft.com/office/word/2015/wordml/symex" xmlns:wpg="http://schemas.microsoft.com/office/word/2010/wordprocessingGroup" xmlns:wpi="http://schemas.microsoft.com/office/word/2010/wordprocessingInk" xmlns:wne="http://schemas.microsoft.com/office/word/2006/wordml" xmlns:wps="http://schemas.microsoft.com/office/word/2010/wordprocessingShape" mc:Ignorable="w14 w15 w16se w16cid w16 w16cex w16sdtdh wp14">
+<w:numbering xmlns:wpc="http://schemas.microsoft.com/office/word/2010/wordprocessingCanvas" xmlns:cx="http://schemas.microsoft.com/office/drawing/2014/chartex" xmlns:cx1="http://schemas.microsoft.com/office/drawing/2015/9/8/chartex" xmlns:cx2="http://schemas.microsoft.com/office/drawing/2015/10/21/chartex" xmlns:cx3="http://schemas.microsoft.com/office/drawing/2016/5/9/chartex" xmlns:cx4="http://schemas.microsoft.com/office/drawing/2016/5/10/chartex" xmlns:cx5="http://schemas.microsoft.com/office/drawing/2016/5/11/chartex" xmlns:cx6="http://schemas.microsoft.com/office/drawing/2016/5/12/chartex" xmlns:cx7="http://schemas.microsoft.com/office/drawing/2016/5/13/chartex" xmlns:cx8="http://schemas.microsoft.com/office/drawing/2016/5/14/chartex" xmlns:mc="http://schemas.openxmlformats.org/markup-compatibility/2006" xmlns:aink="http://schemas.microsoft.com/office/drawing/2016/ink" xmlns:am3d="http://schemas.microsoft.com/office/drawing/2017/model3d" xmlns:o="urn:schemas-microsoft-com:office:office" xmlns:oel="http://schemas.microsoft.com/office/2019/extlst" xmlns:r="http://schemas.openxmlformats.org/officeDocument/2006/relationships" xmlns:m="http://schemas.openxmlformats.org/officeDocument/2006/math" xmlns:v="urn:schemas-microsoft-com:vml" xmlns:wp14="http://schemas.microsoft.com/office/word/2010/wordprocessingDrawing" xmlns:wp="http://schemas.openxmlformats.org/drawingml/2006/wordprocessingDrawing" xmlns:w10="urn:schemas-microsoft-com:office:word" xmlns:w="http://schemas.openxmlformats.org/wordprocessingml/2006/main" xmlns:w14="http://schemas.microsoft.com/office/word/2010/wordml" xmlns:w15="http://schemas.microsoft.com/office/word/2012/wordml" xmlns:w16cex="http://schemas.microsoft.com/office/word/2018/wordml/cex" xmlns:w16cid="http://schemas.microsoft.com/office/word/2016/wordml/cid" xmlns:w16="http://schemas.microsoft.com/office/word/2018/wordml" xmlns:w16du="http://schemas.microsoft.com/office/word/2023/wordml/word16du" xmlns:w16sdtdh="http://schemas.microsoft.com/office/word/2020/wordml/sdtdatahash" xmlns:w16sdtfl="http://schemas.microsoft.com/office/word/2024/wordml/sdtformatlock" xmlns:w16se="http://schemas.microsoft.com/office/word/2015/wordml/symex" xmlns:wpg="http://schemas.microsoft.com/office/word/2010/wordprocessingGroup" xmlns:wpi="http://schemas.microsoft.com/office/word/2010/wordprocessingInk" xmlns:wne="http://schemas.microsoft.com/office/word/2006/wordml" xmlns:wps="http://schemas.microsoft.com/office/word/2010/wordprocessingShape" mc:Ignorable="w14 w15 w16se w16cid w16 w16cex w16sdtdh w16sdtfl w16du wp14">
   <w:abstractNum w:abstractNumId="0" w15:restartNumberingAfterBreak="0">
     <w:nsid w:val="B1446AC0"/>
     <w:multiLevelType w:val="singleLevel"/>
@@ -9178,7 +9191,7 @@
 </file>
 
 <file path=word/styles.xml><?xml version="1.0" encoding="utf-8"?>
-<w:styles xmlns:mc="http://schemas.openxmlformats.org/markup-compatibility/2006" xmlns:r="http://schemas.openxmlformats.org/officeDocument/2006/relationships" xmlns:w="http://schemas.openxmlformats.org/wordprocessingml/2006/main" xmlns:w14="http://schemas.microsoft.com/office/word/2010/wordml" xmlns:w15="http://schemas.microsoft.com/office/word/2012/wordml" xmlns:w16cex="http://schemas.microsoft.com/office/word/2018/wordml/cex" xmlns:w16cid="http://schemas.microsoft.com/office/word/2016/wordml/cid" xmlns:w16="http://schemas.microsoft.com/office/word/2018/wordml" xmlns:w16sdtdh="http://schemas.microsoft.com/office/word/2020/wordml/sdtdatahash" xmlns:w16se="http://schemas.microsoft.com/office/word/2015/wordml/symex" mc:Ignorable="w14 w15 w16se w16cid w16 w16cex w16sdtdh">
+<w:styles xmlns:mc="http://schemas.openxmlformats.org/markup-compatibility/2006" xmlns:r="http://schemas.openxmlformats.org/officeDocument/2006/relationships" xmlns:w="http://schemas.openxmlformats.org/wordprocessingml/2006/main" xmlns:w14="http://schemas.microsoft.com/office/word/2010/wordml" xmlns:w15="http://schemas.microsoft.com/office/word/2012/wordml" xmlns:w16cex="http://schemas.microsoft.com/office/word/2018/wordml/cex" xmlns:w16cid="http://schemas.microsoft.com/office/word/2016/wordml/cid" xmlns:w16="http://schemas.microsoft.com/office/word/2018/wordml" xmlns:w16du="http://schemas.microsoft.com/office/word/2023/wordml/word16du" xmlns:w16sdtdh="http://schemas.microsoft.com/office/word/2020/wordml/sdtdatahash" xmlns:w16sdtfl="http://schemas.microsoft.com/office/word/2024/wordml/sdtformatlock" xmlns:w16se="http://schemas.microsoft.com/office/word/2015/wordml/symex" mc:Ignorable="w14 w15 w16se w16cid w16 w16cex w16sdtdh w16sdtfl w16du">
   <w:docDefaults>
     <w:rPrDefault>
       <w:rPr>
